--- a/claude_code_syllabus.docx
+++ b/claude_code_syllabus.docx
@@ -16189,7 +16189,10 @@
           <w:b/>
           <w:bCs/>
         </w:rPr>
-        <w:t xml:space="preserve">安裝：</w:t>
+        <w:t xml:space="preserve">安裝（兩步驟）：</w:t>
+      </w:r>
+      <w:r>
+        <w:t xml:space="preserve">先 </w:t>
       </w:r>
       <w:r>
         <w:rPr>
@@ -16200,10 +16203,38 @@
           <w:sz w:val="20"/>
           <w:szCs w:val="20"/>
         </w:rPr>
-        <w:t xml:space="preserve">claude plugin install superpowers</w:t>
-      </w:r>
-      <w:r>
-        <w:t xml:space="preserve">，安裝後技能會出現在可用 Skill 清單中。</w:t>
+        <w:t xml:space="preserve">/plugin marketplace add obra/superpowers-marketplace</w:t>
+      </w:r>
+      <w:r>
+        <w:t xml:space="preserve"> 註冊 marketplace，再 </w:t>
+      </w:r>
+      <w:r>
+        <w:rPr>
+          <w:rFonts w:ascii="Courier New" w:cs="Courier New" w:eastAsia="Courier New" w:hAnsi="Courier New"/>
+          <w:b/>
+          <w:bCs/>
+          <w:color w:val="375A7F"/>
+          <w:sz w:val="20"/>
+          <w:szCs w:val="20"/>
+        </w:rPr>
+        <w:t xml:space="preserve">/plugin install superpowers@superpowers-marketplace</w:t>
+      </w:r>
+      <w:r>
+        <w:t xml:space="preserve"> 安裝 plugin；安裝後可用 </w:t>
+      </w:r>
+      <w:r>
+        <w:rPr>
+          <w:rFonts w:ascii="Courier New" w:cs="Courier New" w:eastAsia="Courier New" w:hAnsi="Courier New"/>
+          <w:b/>
+          <w:bCs/>
+          <w:color w:val="375A7F"/>
+          <w:sz w:val="20"/>
+          <w:szCs w:val="20"/>
+        </w:rPr>
+        <w:t xml:space="preserve">/help</w:t>
+      </w:r>
+      <w:r>
+        <w:t xml:space="preserve"> 驗證 superpowers 系列指令是否出現。</w:t>
       </w:r>
     </w:p>
     <w:p>
